--- a/初赛期中报告.docx
+++ b/初赛期中报告.docx
@@ -377,7 +377,7 @@
       <w:pPr>
         <w:spacing w:beforeLines="50" w:before="156" w:afterLines="50" w:after="156"/>
         <w:rPr>
-          <w:rFonts w:ascii="黑体" w:eastAsia="黑体" w:hAnsi="黑体" w:cs="黑体"/>
+          <w:rFonts w:ascii="黑体" w:eastAsia="黑体" w:hAnsi="黑体" w:cs="黑体" w:hint="eastAsia"/>
           <w:sz w:val="28"/>
           <w:szCs w:val="28"/>
           <w:highlight w:val="yellow"/>
@@ -397,12 +397,16 @@
     <w:p>
       <w:pPr>
         <w:pStyle w:val="acbfdd8b-e11b-4d36-88ff-6049b138f862"/>
+        <w:rPr>
+          <w:rFonts w:hint="eastAsia"/>
+        </w:rPr>
       </w:pPr>
     </w:p>
     <w:p>
       <w:pPr>
         <w:pStyle w:val="72c23eac-05e5-485a-9b67-1c7dbe1944ac"/>
         <w:rPr>
+          <w:rFonts w:hint="eastAsia"/>
           <w:u w:val="none"/>
         </w:rPr>
       </w:pPr>
@@ -419,6 +423,7 @@
       <w:pPr>
         <w:pStyle w:val="433e907c-22c4-47aa-a0e2-5f03f9a2dc40"/>
         <w:rPr>
+          <w:rFonts w:hint="eastAsia"/>
           <w:u w:val="none"/>
         </w:rPr>
       </w:pPr>
@@ -464,6 +469,7 @@
       <w:pPr>
         <w:pStyle w:val="433e907c-22c4-47aa-a0e2-5f03f9a2dc40"/>
         <w:rPr>
+          <w:rFonts w:hint="eastAsia"/>
           <w:u w:val="none"/>
         </w:rPr>
       </w:pPr>
@@ -484,6 +490,13 @@
           <w:u w:val="none"/>
         </w:rPr>
       </w:pPr>
+      <w:r>
+        <w:rPr>
+          <w:rFonts w:hint="eastAsia"/>
+          <w:u w:val="none"/>
+        </w:rPr>
+        <w:t>处理器支持数据前递（Forward Pass），指令冲刷（Flush），硬件阻塞（Stall），分支预测等。在发生EX与MEM阶段的数据冒险的时候，处理器能通过数据前递避免从寄存器堆中获取错误的值。在条件跳转指令发生时，可以通过Flush信号对后续误取的信号进行冲刷。在Load-Use冒险发生时，无法通过数据前递解决，处理器可通过使用硬件阻塞（Stall）冻结PC与IM等待信号产生。</w:t>
+      </w:r>
     </w:p>
     <w:p>
       <w:pPr>
@@ -497,284 +510,334 @@
           <w:rFonts w:hint="eastAsia"/>
           <w:u w:val="none"/>
         </w:rPr>
+        <w:t>运行环境</w:t>
+      </w:r>
+    </w:p>
+    <w:p>
+      <w:pPr>
+        <w:pStyle w:val="be358f00-9758-446e-aec5-cde8345aeef3"/>
+        <w:ind w:left="420"/>
+        <w:rPr>
+          <w:rFonts w:hint="eastAsia"/>
+          <w:u w:val="none"/>
+        </w:rPr>
+      </w:pPr>
+      <w:r>
+        <w:rPr>
+          <w:rFonts w:hint="eastAsia"/>
+          <w:u w:val="none"/>
+        </w:rPr>
+        <w:t>VCS</w:t>
+      </w:r>
+      <w:r>
+        <w:rPr>
+          <w:rFonts w:hint="eastAsia"/>
+          <w:u w:val="none"/>
+        </w:rPr>
+        <w:t>、</w:t>
+      </w:r>
+      <w:r>
+        <w:rPr>
+          <w:rFonts w:hint="eastAsia"/>
+          <w:u w:val="none"/>
+        </w:rPr>
+        <w:t>Verdi</w:t>
+      </w:r>
+    </w:p>
+    <w:p>
+      <w:pPr>
+        <w:pStyle w:val="72c23eac-05e5-485a-9b67-1c7dbe1944ac"/>
+        <w:rPr>
+          <w:rFonts w:hint="eastAsia"/>
+          <w:u w:val="none"/>
+        </w:rPr>
+      </w:pPr>
+      <w:r>
+        <w:rPr>
+          <w:rFonts w:hint="eastAsia"/>
+          <w:u w:val="none"/>
+        </w:rPr>
         <w:lastRenderedPageBreak/>
-        <w:t>运行环境</w:t>
+        <w:t>架构设计</w:t>
+      </w:r>
+    </w:p>
+    <w:p>
+      <w:pPr>
+        <w:pStyle w:val="433e907c-22c4-47aa-a0e2-5f03f9a2dc40"/>
+        <w:rPr>
+          <w:rFonts w:hint="eastAsia"/>
+          <w:u w:val="none"/>
+        </w:rPr>
+      </w:pPr>
+      <w:r>
+        <w:rPr>
+          <w:rFonts w:hint="eastAsia"/>
+          <w:u w:val="none"/>
+        </w:rPr>
+        <w:t>流水线划分</w:t>
+      </w:r>
+    </w:p>
+    <w:p>
+      <w:pPr>
+        <w:pStyle w:val="433e907c-22c4-47aa-a0e2-5f03f9a2dc40"/>
+        <w:rPr>
+          <w:rFonts w:hint="eastAsia"/>
+          <w:u w:val="none"/>
+        </w:rPr>
+      </w:pPr>
+      <w:r>
+        <w:rPr>
+          <w:rFonts w:hint="eastAsia"/>
+          <w:u w:val="none"/>
+        </w:rPr>
+        <w:t>模块清单</w:t>
+      </w:r>
+    </w:p>
+    <w:p>
+      <w:pPr>
+        <w:pStyle w:val="433e907c-22c4-47aa-a0e2-5f03f9a2dc40"/>
+        <w:rPr>
+          <w:rFonts w:hint="eastAsia"/>
+          <w:u w:val="none"/>
+        </w:rPr>
+      </w:pPr>
+      <w:r>
+        <w:rPr>
+          <w:rFonts w:hint="eastAsia"/>
+          <w:u w:val="none"/>
+        </w:rPr>
+        <w:t>数据通路图</w:t>
       </w:r>
     </w:p>
     <w:p>
       <w:pPr>
         <w:pStyle w:val="72c23eac-05e5-485a-9b67-1c7dbe1944ac"/>
         <w:rPr>
-          <w:u w:val="none"/>
-        </w:rPr>
-      </w:pPr>
-      <w:r>
-        <w:rPr>
-          <w:rFonts w:hint="eastAsia"/>
-          <w:u w:val="none"/>
-        </w:rPr>
-        <w:t>架构设计</w:t>
+          <w:rFonts w:hint="eastAsia"/>
+          <w:u w:val="none"/>
+        </w:rPr>
+      </w:pPr>
+      <w:r>
+        <w:rPr>
+          <w:rFonts w:hint="eastAsia"/>
+          <w:u w:val="none"/>
+        </w:rPr>
+        <w:t>接口定义</w:t>
       </w:r>
     </w:p>
     <w:p>
       <w:pPr>
         <w:pStyle w:val="433e907c-22c4-47aa-a0e2-5f03f9a2dc40"/>
         <w:rPr>
-          <w:u w:val="none"/>
-        </w:rPr>
-      </w:pPr>
-      <w:r>
-        <w:rPr>
-          <w:rFonts w:hint="eastAsia"/>
-          <w:u w:val="none"/>
-        </w:rPr>
-        <w:t>流水线划分</w:t>
+          <w:rFonts w:hint="eastAsia"/>
+          <w:u w:val="none"/>
+        </w:rPr>
+      </w:pPr>
+      <w:r>
+        <w:rPr>
+          <w:rFonts w:hint="eastAsia"/>
+          <w:u w:val="none"/>
+        </w:rPr>
+        <w:t>端口表格</w:t>
       </w:r>
     </w:p>
     <w:p>
       <w:pPr>
         <w:pStyle w:val="433e907c-22c4-47aa-a0e2-5f03f9a2dc40"/>
         <w:rPr>
-          <w:u w:val="none"/>
-        </w:rPr>
-      </w:pPr>
-      <w:r>
-        <w:rPr>
-          <w:rFonts w:hint="eastAsia"/>
-          <w:u w:val="none"/>
-        </w:rPr>
-        <w:t>模块清单</w:t>
+          <w:rFonts w:hint="eastAsia"/>
+          <w:u w:val="none"/>
+        </w:rPr>
+      </w:pPr>
+      <w:r>
+        <w:rPr>
+          <w:rFonts w:hint="eastAsia"/>
+          <w:u w:val="none"/>
+        </w:rPr>
+        <w:t>指令格式</w:t>
+      </w:r>
+    </w:p>
+    <w:p>
+      <w:pPr>
+        <w:pStyle w:val="72c23eac-05e5-485a-9b67-1c7dbe1944ac"/>
+        <w:rPr>
+          <w:rFonts w:hint="eastAsia"/>
+          <w:u w:val="none"/>
+        </w:rPr>
+      </w:pPr>
+      <w:r>
+        <w:rPr>
+          <w:rFonts w:hint="eastAsia"/>
+          <w:u w:val="none"/>
+        </w:rPr>
+        <w:t>指令集定义</w:t>
       </w:r>
     </w:p>
     <w:p>
       <w:pPr>
         <w:pStyle w:val="433e907c-22c4-47aa-a0e2-5f03f9a2dc40"/>
         <w:rPr>
-          <w:u w:val="none"/>
-        </w:rPr>
-      </w:pPr>
-      <w:r>
-        <w:rPr>
-          <w:rFonts w:hint="eastAsia"/>
-          <w:u w:val="none"/>
-        </w:rPr>
-        <w:t>数据通路图</w:t>
+          <w:rFonts w:hint="eastAsia"/>
+          <w:u w:val="none"/>
+        </w:rPr>
+      </w:pPr>
+      <w:r>
+        <w:rPr>
+          <w:rFonts w:hint="eastAsia"/>
+          <w:u w:val="none"/>
+        </w:rPr>
+        <w:t>支持指令列表</w:t>
+      </w:r>
+    </w:p>
+    <w:p>
+      <w:pPr>
+        <w:pStyle w:val="433e907c-22c4-47aa-a0e2-5f03f9a2dc40"/>
+        <w:rPr>
+          <w:rFonts w:hint="eastAsia"/>
+          <w:u w:val="none"/>
+        </w:rPr>
+      </w:pPr>
+      <w:r>
+        <w:rPr>
+          <w:rFonts w:hint="eastAsia"/>
+          <w:u w:val="none"/>
+        </w:rPr>
+        <w:t>指令格式</w:t>
       </w:r>
     </w:p>
     <w:p>
       <w:pPr>
         <w:pStyle w:val="72c23eac-05e5-485a-9b67-1c7dbe1944ac"/>
         <w:rPr>
-          <w:u w:val="none"/>
-        </w:rPr>
-      </w:pPr>
-      <w:r>
-        <w:rPr>
-          <w:rFonts w:hint="eastAsia"/>
-          <w:u w:val="none"/>
-        </w:rPr>
-        <w:t>接口定义</w:t>
+          <w:rFonts w:hint="eastAsia"/>
+          <w:u w:val="none"/>
+        </w:rPr>
+      </w:pPr>
+      <w:r>
+        <w:rPr>
+          <w:rFonts w:hint="eastAsia"/>
+          <w:u w:val="none"/>
+        </w:rPr>
+        <w:t>冒险处理逻辑</w:t>
       </w:r>
     </w:p>
     <w:p>
       <w:pPr>
         <w:pStyle w:val="433e907c-22c4-47aa-a0e2-5f03f9a2dc40"/>
         <w:rPr>
-          <w:u w:val="none"/>
-        </w:rPr>
-      </w:pPr>
-      <w:r>
-        <w:rPr>
-          <w:rFonts w:hint="eastAsia"/>
-          <w:u w:val="none"/>
-        </w:rPr>
-        <w:t>端口表格</w:t>
+          <w:rFonts w:hint="eastAsia"/>
+          <w:u w:val="none"/>
+        </w:rPr>
+      </w:pPr>
+      <w:r>
+        <w:rPr>
+          <w:rFonts w:hint="eastAsia"/>
+          <w:u w:val="none"/>
+        </w:rPr>
+        <w:t>数据冒险</w:t>
       </w:r>
     </w:p>
     <w:p>
       <w:pPr>
         <w:pStyle w:val="433e907c-22c4-47aa-a0e2-5f03f9a2dc40"/>
         <w:rPr>
-          <w:u w:val="none"/>
-        </w:rPr>
-      </w:pPr>
-      <w:r>
-        <w:rPr>
-          <w:rFonts w:hint="eastAsia"/>
-          <w:u w:val="none"/>
-        </w:rPr>
-        <w:t>指令格式</w:t>
+          <w:rFonts w:hint="eastAsia"/>
+          <w:u w:val="none"/>
+        </w:rPr>
+      </w:pPr>
+      <w:r>
+        <w:rPr>
+          <w:rFonts w:hint="eastAsia"/>
+          <w:u w:val="none"/>
+        </w:rPr>
+        <w:t>控制冒险</w:t>
       </w:r>
     </w:p>
     <w:p>
       <w:pPr>
         <w:pStyle w:val="72c23eac-05e5-485a-9b67-1c7dbe1944ac"/>
         <w:rPr>
-          <w:u w:val="none"/>
-        </w:rPr>
-      </w:pPr>
-      <w:r>
-        <w:rPr>
-          <w:rFonts w:hint="eastAsia"/>
-          <w:u w:val="none"/>
-        </w:rPr>
-        <w:t>指令集定义</w:t>
+          <w:rFonts w:hint="eastAsia"/>
+          <w:u w:val="none"/>
+        </w:rPr>
+      </w:pPr>
+      <w:r>
+        <w:rPr>
+          <w:rFonts w:hint="eastAsia"/>
+          <w:u w:val="none"/>
+        </w:rPr>
+        <w:t>存储器映射</w:t>
       </w:r>
     </w:p>
     <w:p>
       <w:pPr>
         <w:pStyle w:val="433e907c-22c4-47aa-a0e2-5f03f9a2dc40"/>
         <w:rPr>
-          <w:u w:val="none"/>
-        </w:rPr>
-      </w:pPr>
-      <w:r>
-        <w:rPr>
-          <w:rFonts w:hint="eastAsia"/>
-          <w:u w:val="none"/>
-        </w:rPr>
-        <w:t>支持指令列表</w:t>
+          <w:rFonts w:hint="eastAsia"/>
+          <w:u w:val="none"/>
+        </w:rPr>
+      </w:pPr>
+      <w:r>
+        <w:rPr>
+          <w:rFonts w:hint="eastAsia"/>
+          <w:u w:val="none"/>
+        </w:rPr>
+        <w:t>地址空间分配</w:t>
       </w:r>
     </w:p>
     <w:p>
       <w:pPr>
         <w:pStyle w:val="433e907c-22c4-47aa-a0e2-5f03f9a2dc40"/>
         <w:rPr>
-          <w:u w:val="none"/>
-        </w:rPr>
-      </w:pPr>
-      <w:r>
-        <w:rPr>
-          <w:rFonts w:hint="eastAsia"/>
-          <w:u w:val="none"/>
-        </w:rPr>
-        <w:t>指令格式</w:t>
+          <w:rFonts w:hint="eastAsia"/>
+          <w:u w:val="none"/>
+        </w:rPr>
+      </w:pPr>
+      <w:r>
+        <w:rPr>
+          <w:rFonts w:hint="eastAsia"/>
+          <w:u w:val="none"/>
+        </w:rPr>
+        <w:t>启动地址</w:t>
       </w:r>
     </w:p>
     <w:p>
       <w:pPr>
         <w:pStyle w:val="72c23eac-05e5-485a-9b67-1c7dbe1944ac"/>
         <w:rPr>
-          <w:u w:val="none"/>
-        </w:rPr>
-      </w:pPr>
-      <w:r>
-        <w:rPr>
-          <w:rFonts w:hint="eastAsia"/>
-          <w:u w:val="none"/>
-        </w:rPr>
-        <w:t>冒险处理逻辑</w:t>
+          <w:rFonts w:hint="eastAsia"/>
+          <w:u w:val="none"/>
+        </w:rPr>
+      </w:pPr>
+      <w:r>
+        <w:rPr>
+          <w:rFonts w:hint="eastAsia"/>
+          <w:u w:val="none"/>
+        </w:rPr>
+        <w:t>验证结果</w:t>
       </w:r>
     </w:p>
     <w:p>
       <w:pPr>
         <w:pStyle w:val="433e907c-22c4-47aa-a0e2-5f03f9a2dc40"/>
         <w:rPr>
-          <w:u w:val="none"/>
-        </w:rPr>
-      </w:pPr>
-      <w:r>
-        <w:rPr>
-          <w:rFonts w:hint="eastAsia"/>
-          <w:u w:val="none"/>
-        </w:rPr>
-        <w:t>数据冒险</w:t>
+          <w:rFonts w:hint="eastAsia"/>
+          <w:u w:val="none"/>
+        </w:rPr>
+      </w:pPr>
+      <w:r>
+        <w:rPr>
+          <w:rFonts w:hint="eastAsia"/>
+          <w:u w:val="none"/>
+        </w:rPr>
+        <w:t>波形图演示与说明</w:t>
       </w:r>
     </w:p>
     <w:p>
       <w:pPr>
         <w:pStyle w:val="433e907c-22c4-47aa-a0e2-5f03f9a2dc40"/>
         <w:rPr>
-          <w:u w:val="none"/>
-        </w:rPr>
-      </w:pPr>
-      <w:r>
-        <w:rPr>
-          <w:rFonts w:hint="eastAsia"/>
-          <w:u w:val="none"/>
-        </w:rPr>
-        <w:t>控制冒险</w:t>
-      </w:r>
-    </w:p>
-    <w:p>
-      <w:pPr>
-        <w:pStyle w:val="72c23eac-05e5-485a-9b67-1c7dbe1944ac"/>
-        <w:rPr>
-          <w:u w:val="none"/>
-        </w:rPr>
-      </w:pPr>
-      <w:r>
-        <w:rPr>
-          <w:rFonts w:hint="eastAsia"/>
-          <w:u w:val="none"/>
-        </w:rPr>
-        <w:t>存储器映射</w:t>
-      </w:r>
-    </w:p>
-    <w:p>
-      <w:pPr>
-        <w:pStyle w:val="433e907c-22c4-47aa-a0e2-5f03f9a2dc40"/>
-        <w:rPr>
-          <w:u w:val="none"/>
-        </w:rPr>
-      </w:pPr>
-      <w:r>
-        <w:rPr>
-          <w:rFonts w:hint="eastAsia"/>
-          <w:u w:val="none"/>
-        </w:rPr>
-        <w:t>地址空间分配</w:t>
-      </w:r>
-    </w:p>
-    <w:p>
-      <w:pPr>
-        <w:pStyle w:val="433e907c-22c4-47aa-a0e2-5f03f9a2dc40"/>
-        <w:rPr>
-          <w:u w:val="none"/>
-        </w:rPr>
-      </w:pPr>
-      <w:r>
-        <w:rPr>
-          <w:rFonts w:hint="eastAsia"/>
-          <w:u w:val="none"/>
-        </w:rPr>
-        <w:t>启动地址</w:t>
-      </w:r>
-    </w:p>
-    <w:p>
-      <w:pPr>
-        <w:pStyle w:val="72c23eac-05e5-485a-9b67-1c7dbe1944ac"/>
-        <w:rPr>
-          <w:u w:val="none"/>
-        </w:rPr>
-      </w:pPr>
-      <w:r>
-        <w:rPr>
-          <w:rFonts w:hint="eastAsia"/>
-          <w:u w:val="none"/>
-        </w:rPr>
-        <w:t>验证结果</w:t>
-      </w:r>
-    </w:p>
-    <w:p>
-      <w:pPr>
-        <w:pStyle w:val="433e907c-22c4-47aa-a0e2-5f03f9a2dc40"/>
-        <w:rPr>
-          <w:u w:val="none"/>
-        </w:rPr>
-      </w:pPr>
-      <w:r>
-        <w:rPr>
-          <w:rFonts w:hint="eastAsia"/>
-          <w:u w:val="none"/>
-        </w:rPr>
-        <w:t>波形图演示与说明</w:t>
-      </w:r>
-    </w:p>
-    <w:p>
-      <w:pPr>
-        <w:pStyle w:val="433e907c-22c4-47aa-a0e2-5f03f9a2dc40"/>
-        <w:rPr>
+          <w:rFonts w:hint="eastAsia"/>
           <w:u w:val="none"/>
         </w:rPr>
       </w:pPr>
@@ -1088,7 +1151,7 @@
   <w:abstractNum w:abstractNumId="1" w15:restartNumberingAfterBreak="0">
     <w:nsid w:val="51B84C6D"/>
     <w:multiLevelType w:val="multilevel"/>
-    <w:tmpl w:val="F06878C6"/>
+    <w:tmpl w:val="C330C0D0"/>
     <w:name w:val="b93804a8-692b-4823-a8e8-4abcbfba25c3"/>
     <w:lvl w:ilvl="0">
       <w:start w:val="1"/>
@@ -1595,6 +1658,7 @@
   <w:style w:type="character" w:default="1" w:styleId="a0">
     <w:name w:val="Default Paragraph Font"/>
     <w:uiPriority w:val="1"/>
+    <w:semiHidden/>
     <w:unhideWhenUsed/>
   </w:style>
   <w:style w:type="table" w:default="1" w:styleId="a1">
